--- a/TAI_LIEU_HOAN_CHINH/03_Luan_an_5_chuong/chuong_5_ket_luan_de_xuat.docx
+++ b/TAI_LIEU_HOAN_CHINH/03_Luan_an_5_chuong/chuong_5_ket_luan_de_xuat.docx
@@ -3152,7 +3152,7 @@
     <w:name w:val="Normal"/>
     <w:qFormat/>
     <w:pPr>
-      <w:spacing w:line="360" w:lineRule="auto"/>
+      <w:spacing w:line="288" w:lineRule="auto"/>
       <w:jc w:val="both"/>
     </w:pPr>
     <w:rPr>
@@ -3166,7 +3166,7 @@
     <w:basedOn w:val="Normal"/>
     <w:link w:val="BodyTextChar"/>
     <w:pPr>
-      <w:spacing w:after="180" w:before="180" w:line="360" w:lineRule="auto"/>
+      <w:spacing w:after="180" w:before="180" w:line="288" w:lineRule="auto"/>
       <w:jc w:val="both"/>
     </w:pPr>
     <w:qFormat/>
@@ -3182,7 +3182,7 @@
     <w:next w:val="BodyText"/>
     <w:qFormat/>
     <w:pPr>
-      <w:spacing w:line="360" w:lineRule="auto"/>
+      <w:spacing w:line="288" w:lineRule="auto"/>
       <w:jc w:val="both"/>
     </w:pPr>
     <w:rPr>
@@ -3196,7 +3196,7 @@
     <w:basedOn w:val="BodyText"/>
     <w:qFormat/>
     <w:pPr>
-      <w:spacing w:after="36" w:before="36" w:line="360" w:lineRule="auto"/>
+      <w:spacing w:after="36" w:before="36" w:line="288" w:lineRule="auto"/>
       <w:jc w:val="both"/>
     </w:pPr>
     <w:rPr>
@@ -3213,7 +3213,7 @@
     <w:pPr>
       <w:keepNext/>
       <w:keepLines/>
-      <w:spacing w:after="240" w:before="480" w:line="360" w:lineRule="auto"/>
+      <w:spacing w:after="240" w:before="480" w:line="288" w:lineRule="auto"/>
       <w:jc w:val="both"/>
     </w:pPr>
     <w:rPr>
@@ -3233,7 +3233,7 @@
     <w:pPr>
       <w:keepNext/>
       <w:keepLines/>
-      <w:spacing w:after="240" w:before="240" w:line="360" w:lineRule="auto"/>
+      <w:spacing w:after="240" w:before="240" w:line="288" w:lineRule="auto"/>
       <w:jc w:val="both"/>
     </w:pPr>
     <w:rPr>
@@ -3250,7 +3250,7 @@
     <w:pPr>
       <w:keepNext/>
       <w:keepLines/>
-      <w:spacing w:line="360" w:lineRule="auto"/>
+      <w:spacing w:line="288" w:lineRule="auto"/>
       <w:jc w:val="both"/>
     </w:pPr>
     <w:rPr>
@@ -3266,7 +3266,7 @@
     <w:pPr>
       <w:keepNext/>
       <w:keepLines/>
-      <w:spacing w:line="360" w:lineRule="auto"/>
+      <w:spacing w:line="288" w:lineRule="auto"/>
       <w:jc w:val="both"/>
     </w:pPr>
     <w:rPr>
@@ -3284,7 +3284,7 @@
       <w:keepNext/>
       <w:keepLines/>
       <w:jc w:val="both"/>
-      <w:spacing w:after="0" w:before="300" w:line="360" w:lineRule="auto"/>
+      <w:spacing w:after="0" w:before="300" w:line="288" w:lineRule="auto"/>
     </w:pPr>
     <w:rPr>
       <w:color w:val="000000"/>
@@ -3302,7 +3302,7 @@
     <w:pPr>
       <w:keepNext/>
       <w:keepLines/>
-      <w:spacing w:after="300" w:before="100" w:line="360" w:lineRule="auto"/>
+      <w:spacing w:after="300" w:before="100" w:line="288" w:lineRule="auto"/>
       <w:jc w:val="both"/>
     </w:pPr>
     <w:rPr>
@@ -3318,7 +3318,7 @@
     <w:next w:val="Bibliography"/>
     <w:qFormat/>
     <w:pPr>
-      <w:spacing w:line="360" w:lineRule="auto"/>
+      <w:spacing w:line="288" w:lineRule="auto"/>
       <w:jc w:val="both"/>
     </w:pPr>
     <w:rPr>
@@ -3336,7 +3336,7 @@
     <w:pPr>
       <w:keepNext/>
       <w:keepLines/>
-      <w:spacing w:after="0" w:before="480" w:line="360" w:lineRule="auto"/>
+      <w:spacing w:after="0" w:before="480" w:line="288" w:lineRule="auto"/>
       <w:jc w:val="both"/>
       <w:outlineLvl w:val="0"/>
     </w:pPr>
@@ -3359,7 +3359,7 @@
     <w:pPr>
       <w:keepNext/>
       <w:keepLines/>
-      <w:spacing w:after="0" w:before="200" w:line="360" w:lineRule="auto"/>
+      <w:spacing w:after="0" w:before="200" w:line="288" w:lineRule="auto"/>
       <w:jc w:val="both"/>
       <w:outlineLvl w:val="1"/>
     </w:pPr>
@@ -3382,7 +3382,7 @@
     <w:pPr>
       <w:keepNext/>
       <w:keepLines/>
-      <w:spacing w:after="0" w:before="200" w:line="360" w:lineRule="auto"/>
+      <w:spacing w:after="0" w:before="200" w:line="288" w:lineRule="auto"/>
       <w:jc w:val="both"/>
       <w:outlineLvl w:val="2"/>
     </w:pPr>
@@ -3405,7 +3405,7 @@
     <w:pPr>
       <w:keepNext/>
       <w:keepLines/>
-      <w:spacing w:after="0" w:before="200" w:line="360" w:lineRule="auto"/>
+      <w:spacing w:after="0" w:before="200" w:line="288" w:lineRule="auto"/>
       <w:jc w:val="both"/>
       <w:outlineLvl w:val="3"/>
     </w:pPr>
@@ -3428,7 +3428,7 @@
     <w:pPr>
       <w:keepNext/>
       <w:keepLines/>
-      <w:spacing w:after="0" w:before="200" w:line="360" w:lineRule="auto"/>
+      <w:spacing w:after="0" w:before="200" w:line="288" w:lineRule="auto"/>
       <w:jc w:val="both"/>
       <w:outlineLvl w:val="4"/>
     </w:pPr>
@@ -3450,7 +3450,7 @@
     <w:pPr>
       <w:keepNext/>
       <w:keepLines/>
-      <w:spacing w:after="0" w:before="200" w:line="360" w:lineRule="auto"/>
+      <w:spacing w:after="0" w:before="200" w:line="288" w:lineRule="auto"/>
       <w:jc w:val="both"/>
       <w:outlineLvl w:val="5"/>
     </w:pPr>
@@ -3471,7 +3471,7 @@
     <w:pPr>
       <w:keepNext/>
       <w:keepLines/>
-      <w:spacing w:after="0" w:before="200" w:line="360" w:lineRule="auto"/>
+      <w:spacing w:after="0" w:before="200" w:line="288" w:lineRule="auto"/>
       <w:jc w:val="both"/>
       <w:outlineLvl w:val="6"/>
     </w:pPr>
@@ -3492,7 +3492,7 @@
     <w:pPr>
       <w:keepNext/>
       <w:keepLines/>
-      <w:spacing w:after="0" w:before="200" w:line="360" w:lineRule="auto"/>
+      <w:spacing w:after="0" w:before="200" w:line="288" w:lineRule="auto"/>
       <w:jc w:val="both"/>
       <w:outlineLvl w:val="7"/>
     </w:pPr>
@@ -3513,7 +3513,7 @@
     <w:pPr>
       <w:keepNext/>
       <w:keepLines/>
-      <w:spacing w:after="0" w:before="200" w:line="360" w:lineRule="auto"/>
+      <w:spacing w:after="0" w:before="200" w:line="288" w:lineRule="auto"/>
       <w:jc w:val="both"/>
       <w:outlineLvl w:val="8"/>
     </w:pPr>
@@ -3532,7 +3532,7 @@
     <w:unhideWhenUsed/>
     <w:qFormat/>
     <w:pPr>
-      <w:spacing w:after="100" w:before="100" w:line="360" w:lineRule="auto"/>
+      <w:spacing w:after="100" w:before="100" w:line="288" w:lineRule="auto"/>
       <w:ind w:firstLine="0" w:left="480" w:right="480"/>
       <w:jc w:val="both"/>
     </w:pPr>
@@ -3550,7 +3550,7 @@
     <w:unhideWhenUsed/>
     <w:qFormat/>
     <w:pPr>
-      <w:spacing w:line="360" w:lineRule="auto"/>
+      <w:spacing w:line="288" w:lineRule="auto"/>
       <w:jc w:val="both"/>
     </w:pPr>
     <w:rPr>
@@ -3576,7 +3576,7 @@
     <w:unhideWhenUsed/>
     <w:qFormat/>
     <w:pPr>
-      <w:spacing w:line="360" w:lineRule="auto"/>
+      <w:spacing w:line="288" w:lineRule="auto"/>
       <w:jc w:val="both"/>
     </w:pPr>
     <w:rPr>
@@ -3616,7 +3616,7 @@
     <w:pPr>
       <w:keepNext/>
       <w:keepLines/>
-      <w:spacing w:after="0" w:line="360" w:lineRule="auto"/>
+      <w:spacing w:after="0" w:line="288" w:lineRule="auto"/>
       <w:jc w:val="both"/>
     </w:pPr>
     <w:rPr>
@@ -3630,7 +3630,7 @@
     <w:name w:val="Definition"/>
     <w:basedOn w:val="Normal"/>
     <w:pPr>
-      <w:spacing w:line="360" w:lineRule="auto"/>
+      <w:spacing w:line="288" w:lineRule="auto"/>
       <w:jc w:val="both"/>
     </w:pPr>
     <w:rPr>
@@ -3644,7 +3644,7 @@
     <w:basedOn w:val="Normal"/>
     <w:link w:val="BodyTextChar"/>
     <w:pPr>
-      <w:spacing w:after="120" w:before="0" w:line="360" w:lineRule="auto"/>
+      <w:spacing w:after="120" w:before="0" w:line="288" w:lineRule="auto"/>
       <w:jc w:val="both"/>
     </w:pPr>
     <w:rPr>
@@ -3659,7 +3659,7 @@
     <w:basedOn w:val="Caption"/>
     <w:pPr>
       <w:keepNext/>
-      <w:spacing w:line="360" w:lineRule="auto"/>
+      <w:spacing w:line="288" w:lineRule="auto"/>
       <w:jc w:val="both"/>
     </w:pPr>
     <w:rPr>
@@ -3672,7 +3672,7 @@
     <w:name w:val="Image Caption"/>
     <w:basedOn w:val="Caption"/>
     <w:pPr>
-      <w:spacing w:line="360" w:lineRule="auto"/>
+      <w:spacing w:line="288" w:lineRule="auto"/>
       <w:jc w:val="both"/>
     </w:pPr>
     <w:rPr>
@@ -3685,7 +3685,7 @@
     <w:name w:val="Figure"/>
     <w:basedOn w:val="Normal"/>
     <w:pPr>
-      <w:spacing w:line="360" w:lineRule="auto"/>
+      <w:spacing w:line="288" w:lineRule="auto"/>
       <w:jc w:val="both"/>
     </w:pPr>
     <w:rPr>
@@ -3699,7 +3699,7 @@
     <w:basedOn w:val="Figure"/>
     <w:pPr>
       <w:keepNext/>
-      <w:spacing w:line="360" w:lineRule="auto"/>
+      <w:spacing w:line="288" w:lineRule="auto"/>
       <w:jc w:val="both"/>
     </w:pPr>
     <w:rPr>
@@ -3763,7 +3763,7 @@
     <w:unhideWhenUsed/>
     <w:qFormat/>
     <w:pPr>
-      <w:spacing w:before="240" w:line="360" w:lineRule="auto"/>
+      <w:spacing w:before="240" w:line="288" w:lineRule="auto"/>
       <w:jc w:val="both"/>
       <w:outlineLvl w:val="9"/>
     </w:pPr>
